--- a/HushType-User-Guide.docx
+++ b/HushType-User-Guide.docx
@@ -92,7 +92,7 @@
           <w:sz w:val="22"/>
           <w:szCs w:val="22"/>
         </w:rPr>
-        <w:t xml:space="preserve">Version 1.39</w:t>
+        <w:t xml:space="preserve">Version 1.40</w:t>
       </w:r>
     </w:p>
     <w:p>

--- a/HushType-User-Guide.docx
+++ b/HushType-User-Guide.docx
@@ -92,7 +92,7 @@
           <w:sz w:val="22"/>
           <w:szCs w:val="22"/>
         </w:rPr>
-        <w:t xml:space="preserve">Version 1.40</w:t>
+        <w:t xml:space="preserve">Version 1.41</w:t>
       </w:r>
     </w:p>
     <w:p>
